--- a/public/cv.docx
+++ b/public/cv.docx
@@ -14,7 +14,6 @@
           <w:szCs w:val="44"/>
         </w:rPr>
       </w:pPr>
-      <w:proofErr w:type="spellStart"/>
       <w:r>
         <w:rPr>
           <w:rFonts w:ascii="Times New Roman" w:eastAsia="Times New Roman" w:hAnsi="Times New Roman" w:cs="Times New Roman"/>
@@ -22,29 +21,8 @@
           <w:sz w:val="44"/>
           <w:szCs w:val="44"/>
         </w:rPr>
-        <w:t>Olimjonov</w:t>
-      </w:r>
-      <w:proofErr w:type="spellEnd"/>
-      <w:r>
-        <w:rPr>
-          <w:rFonts w:ascii="Times New Roman" w:eastAsia="Times New Roman" w:hAnsi="Times New Roman" w:cs="Times New Roman"/>
-          <w:b/>
-          <w:sz w:val="44"/>
-          <w:szCs w:val="44"/>
-        </w:rPr>
-        <w:t xml:space="preserve"> </w:t>
-      </w:r>
-      <w:proofErr w:type="spellStart"/>
-      <w:r>
-        <w:rPr>
-          <w:rFonts w:ascii="Times New Roman" w:eastAsia="Times New Roman" w:hAnsi="Times New Roman" w:cs="Times New Roman"/>
-          <w:b/>
-          <w:sz w:val="44"/>
-          <w:szCs w:val="44"/>
-        </w:rPr>
-        <w:t>Otabek</w:t>
-      </w:r>
-      <w:proofErr w:type="spellEnd"/>
+        <w:t>Olimjonov Otabek</w:t>
+      </w:r>
     </w:p>
     <w:p>
       <w:pPr>
@@ -60,14 +38,12 @@
           <w:rFonts w:ascii="Times New Roman" w:eastAsia="Times New Roman" w:hAnsi="Times New Roman" w:cs="Times New Roman"/>
         </w:rPr>
       </w:pPr>
-      <w:proofErr w:type="spellStart"/>
       <w:r>
         <w:rPr>
           <w:rFonts w:ascii="Times New Roman" w:eastAsia="Times New Roman" w:hAnsi="Times New Roman" w:cs="Times New Roman"/>
         </w:rPr>
         <w:t>Farg’ona</w:t>
       </w:r>
-      <w:proofErr w:type="spellEnd"/>
       <w:r>
         <w:rPr>
           <w:rFonts w:ascii="Times New Roman" w:eastAsia="Times New Roman" w:hAnsi="Times New Roman" w:cs="Times New Roman"/>
@@ -229,25 +205,13 @@
         </w:rPr>
         <w:t xml:space="preserve">                                    </w:t>
       </w:r>
-      <w:proofErr w:type="spellStart"/>
-      <w:proofErr w:type="gramStart"/>
       <w:r>
         <w:rPr>
           <w:rFonts w:ascii="Times New Roman" w:hAnsi="Times New Roman" w:cs="Times New Roman"/>
           <w:color w:val="050505"/>
           <w:szCs w:val="2"/>
         </w:rPr>
-        <w:t>Tashkent,Uzbekistan</w:t>
-      </w:r>
-      <w:proofErr w:type="spellEnd"/>
-      <w:proofErr w:type="gramEnd"/>
-      <w:r>
-        <w:rPr>
-          <w:rFonts w:ascii="Times New Roman" w:hAnsi="Times New Roman" w:cs="Times New Roman"/>
-          <w:color w:val="050505"/>
-          <w:szCs w:val="2"/>
-        </w:rPr>
-        <w:t xml:space="preserve"> </w:t>
+        <w:t xml:space="preserve">Tashkent,Uzbekistan </w:t>
       </w:r>
     </w:p>
     <w:p>
@@ -323,70 +287,12 @@
           <w:rFonts w:ascii="Times New Roman" w:eastAsia="Times New Roman" w:hAnsi="Times New Roman" w:cs="Times New Roman"/>
         </w:rPr>
       </w:pPr>
-      <w:proofErr w:type="spellStart"/>
-      <w:r>
-        <w:rPr>
-          <w:rFonts w:ascii="Times New Roman" w:eastAsia="Times New Roman" w:hAnsi="Times New Roman" w:cs="Times New Roman"/>
-        </w:rPr>
-        <w:t>Erkak</w:t>
-      </w:r>
-      <w:proofErr w:type="spellEnd"/>
-      <w:r>
-        <w:rPr>
-          <w:rFonts w:ascii="Times New Roman" w:eastAsia="Times New Roman" w:hAnsi="Times New Roman" w:cs="Times New Roman"/>
-        </w:rPr>
-        <w:t xml:space="preserve"> </w:t>
-      </w:r>
-      <w:proofErr w:type="spellStart"/>
-      <w:r>
-        <w:rPr>
-          <w:rFonts w:ascii="Times New Roman" w:eastAsia="Times New Roman" w:hAnsi="Times New Roman" w:cs="Times New Roman"/>
-        </w:rPr>
-        <w:t>va</w:t>
-      </w:r>
-      <w:proofErr w:type="spellEnd"/>
-      <w:r>
-        <w:rPr>
-          <w:rFonts w:ascii="Times New Roman" w:eastAsia="Times New Roman" w:hAnsi="Times New Roman" w:cs="Times New Roman"/>
-        </w:rPr>
-        <w:t xml:space="preserve"> </w:t>
-      </w:r>
-      <w:proofErr w:type="spellStart"/>
-      <w:r>
-        <w:rPr>
-          <w:rFonts w:ascii="Times New Roman" w:eastAsia="Times New Roman" w:hAnsi="Times New Roman" w:cs="Times New Roman"/>
-        </w:rPr>
-        <w:t>ayol</w:t>
-      </w:r>
-      <w:proofErr w:type="spellEnd"/>
-      <w:r>
-        <w:rPr>
-          <w:rFonts w:ascii="Times New Roman" w:eastAsia="Times New Roman" w:hAnsi="Times New Roman" w:cs="Times New Roman"/>
-        </w:rPr>
-        <w:t xml:space="preserve"> </w:t>
-      </w:r>
-      <w:proofErr w:type="spellStart"/>
-      <w:r>
-        <w:rPr>
-          <w:rFonts w:ascii="Times New Roman" w:eastAsia="Times New Roman" w:hAnsi="Times New Roman" w:cs="Times New Roman"/>
-        </w:rPr>
-        <w:t>ovozlarini</w:t>
-      </w:r>
-      <w:proofErr w:type="spellEnd"/>
-      <w:r>
-        <w:rPr>
-          <w:rFonts w:ascii="Times New Roman" w:eastAsia="Times New Roman" w:hAnsi="Times New Roman" w:cs="Times New Roman"/>
-        </w:rPr>
-        <w:t xml:space="preserve"> </w:t>
-      </w:r>
-      <w:proofErr w:type="spellStart"/>
-      <w:r>
-        <w:rPr>
-          <w:rFonts w:ascii="Times New Roman" w:eastAsia="Times New Roman" w:hAnsi="Times New Roman" w:cs="Times New Roman"/>
-        </w:rPr>
-        <w:t>tanish</w:t>
-      </w:r>
-      <w:proofErr w:type="spellEnd"/>
+      <w:r>
+        <w:rPr>
+          <w:rFonts w:ascii="Times New Roman" w:eastAsia="Times New Roman" w:hAnsi="Times New Roman" w:cs="Times New Roman"/>
+        </w:rPr>
+        <w:t>Erkak va ayol ovozlarini tanish</w:t>
+      </w:r>
     </w:p>
     <w:p>
       <w:pPr>
@@ -399,42 +305,12 @@
           <w:rFonts w:ascii="Times New Roman" w:eastAsia="Times New Roman" w:hAnsi="Times New Roman" w:cs="Times New Roman"/>
         </w:rPr>
       </w:pPr>
-      <w:proofErr w:type="spellStart"/>
-      <w:r>
-        <w:rPr>
-          <w:rFonts w:ascii="Times New Roman" w:eastAsia="Times New Roman" w:hAnsi="Times New Roman" w:cs="Times New Roman"/>
-        </w:rPr>
-        <w:t>Uy</w:t>
-      </w:r>
-      <w:proofErr w:type="spellEnd"/>
-      <w:r>
-        <w:rPr>
-          <w:rFonts w:ascii="Times New Roman" w:eastAsia="Times New Roman" w:hAnsi="Times New Roman" w:cs="Times New Roman"/>
-        </w:rPr>
-        <w:t xml:space="preserve">-joy </w:t>
-      </w:r>
-      <w:proofErr w:type="spellStart"/>
-      <w:r>
-        <w:rPr>
-          <w:rFonts w:ascii="Times New Roman" w:eastAsia="Times New Roman" w:hAnsi="Times New Roman" w:cs="Times New Roman"/>
-        </w:rPr>
-        <w:t>narxlarini</w:t>
-      </w:r>
-      <w:proofErr w:type="spellEnd"/>
-      <w:r>
-        <w:rPr>
-          <w:rFonts w:ascii="Times New Roman" w:eastAsia="Times New Roman" w:hAnsi="Times New Roman" w:cs="Times New Roman"/>
-        </w:rPr>
-        <w:t xml:space="preserve"> </w:t>
-      </w:r>
-      <w:proofErr w:type="spellStart"/>
-      <w:r>
-        <w:rPr>
-          <w:rFonts w:ascii="Times New Roman" w:eastAsia="Times New Roman" w:hAnsi="Times New Roman" w:cs="Times New Roman"/>
-        </w:rPr>
-        <w:t>bashoratlash</w:t>
-      </w:r>
-      <w:proofErr w:type="spellEnd"/>
+      <w:r>
+        <w:rPr>
+          <w:rFonts w:ascii="Times New Roman" w:eastAsia="Times New Roman" w:hAnsi="Times New Roman" w:cs="Times New Roman"/>
+        </w:rPr>
+        <w:t>Uy-joy narxlarini bashoratlash</w:t>
+      </w:r>
     </w:p>
     <w:p>
       <w:pPr>
@@ -447,70 +323,12 @@
           <w:rFonts w:ascii="Times New Roman" w:eastAsia="Times New Roman" w:hAnsi="Times New Roman" w:cs="Times New Roman"/>
         </w:rPr>
       </w:pPr>
-      <w:proofErr w:type="spellStart"/>
-      <w:r>
-        <w:rPr>
-          <w:rFonts w:ascii="Times New Roman" w:eastAsia="Times New Roman" w:hAnsi="Times New Roman" w:cs="Times New Roman"/>
-        </w:rPr>
-        <w:t>Matnni</w:t>
-      </w:r>
-      <w:proofErr w:type="spellEnd"/>
-      <w:r>
-        <w:rPr>
-          <w:rFonts w:ascii="Times New Roman" w:eastAsia="Times New Roman" w:hAnsi="Times New Roman" w:cs="Times New Roman"/>
-        </w:rPr>
-        <w:t xml:space="preserve"> </w:t>
-      </w:r>
-      <w:proofErr w:type="spellStart"/>
-      <w:r>
-        <w:rPr>
-          <w:rFonts w:ascii="Times New Roman" w:eastAsia="Times New Roman" w:hAnsi="Times New Roman" w:cs="Times New Roman"/>
-        </w:rPr>
-        <w:t>tanish</w:t>
-      </w:r>
-      <w:proofErr w:type="spellEnd"/>
-      <w:r>
-        <w:rPr>
-          <w:rFonts w:ascii="Times New Roman" w:eastAsia="Times New Roman" w:hAnsi="Times New Roman" w:cs="Times New Roman"/>
-        </w:rPr>
-        <w:t xml:space="preserve"> </w:t>
-      </w:r>
-      <w:proofErr w:type="spellStart"/>
-      <w:r>
-        <w:rPr>
-          <w:rFonts w:ascii="Times New Roman" w:eastAsia="Times New Roman" w:hAnsi="Times New Roman" w:cs="Times New Roman"/>
-        </w:rPr>
-        <w:t>va</w:t>
-      </w:r>
-      <w:proofErr w:type="spellEnd"/>
-      <w:r>
-        <w:rPr>
-          <w:rFonts w:ascii="Times New Roman" w:eastAsia="Times New Roman" w:hAnsi="Times New Roman" w:cs="Times New Roman"/>
-        </w:rPr>
-        <w:t xml:space="preserve"> </w:t>
-      </w:r>
-      <w:proofErr w:type="spellStart"/>
-      <w:r>
-        <w:rPr>
-          <w:rFonts w:ascii="Times New Roman" w:eastAsia="Times New Roman" w:hAnsi="Times New Roman" w:cs="Times New Roman"/>
-        </w:rPr>
-        <w:t>tarjima</w:t>
-      </w:r>
-      <w:proofErr w:type="spellEnd"/>
-      <w:r>
-        <w:rPr>
-          <w:rFonts w:ascii="Times New Roman" w:eastAsia="Times New Roman" w:hAnsi="Times New Roman" w:cs="Times New Roman"/>
-        </w:rPr>
-        <w:t xml:space="preserve"> </w:t>
-      </w:r>
-      <w:proofErr w:type="spellStart"/>
-      <w:r>
-        <w:rPr>
-          <w:rFonts w:ascii="Times New Roman" w:eastAsia="Times New Roman" w:hAnsi="Times New Roman" w:cs="Times New Roman"/>
-        </w:rPr>
-        <w:t>qilish</w:t>
-      </w:r>
-      <w:proofErr w:type="spellEnd"/>
+      <w:r>
+        <w:rPr>
+          <w:rFonts w:ascii="Times New Roman" w:eastAsia="Times New Roman" w:hAnsi="Times New Roman" w:cs="Times New Roman"/>
+        </w:rPr>
+        <w:t>Matnni tanish va tarjima qilish</w:t>
+      </w:r>
     </w:p>
     <w:p>
       <w:pPr>
@@ -567,22 +385,13 @@
         </w:rPr>
         <w:t>AKADEMIK PROYEKTLAR</w:t>
       </w:r>
-      <w:proofErr w:type="gramStart"/>
       <w:r>
         <w:rPr>
           <w:rFonts w:ascii="Times New Roman" w:eastAsia="Times New Roman" w:hAnsi="Times New Roman" w:cs="Times New Roman"/>
           <w:b/>
         </w:rPr>
         <w:tab/>
-        <w:t xml:space="preserve">  (</w:t>
-      </w:r>
-      <w:proofErr w:type="gramEnd"/>
-      <w:r>
-        <w:rPr>
-          <w:rFonts w:ascii="Times New Roman" w:eastAsia="Times New Roman" w:hAnsi="Times New Roman" w:cs="Times New Roman"/>
-          <w:b/>
-        </w:rPr>
-        <w:t>Toshkent)</w:t>
+        <w:t xml:space="preserve">  (Toshkent)</w:t>
       </w:r>
     </w:p>
     <w:p>
@@ -603,29 +412,7 @@
           <w:sz w:val="24"/>
           <w:szCs w:val="24"/>
         </w:rPr>
-        <w:t xml:space="preserve">Ped </w:t>
-      </w:r>
-      <w:proofErr w:type="spellStart"/>
-      <w:r>
-        <w:rPr>
-          <w:rFonts w:ascii="Times New Roman" w:eastAsia="Times New Roman" w:hAnsi="Times New Roman" w:cs="Times New Roman"/>
-          <w:i/>
-          <w:iCs/>
-          <w:sz w:val="24"/>
-          <w:szCs w:val="24"/>
-        </w:rPr>
-        <w:t>projectlar</w:t>
-      </w:r>
-      <w:proofErr w:type="spellEnd"/>
-      <w:r>
-        <w:rPr>
-          <w:rFonts w:ascii="Times New Roman" w:eastAsia="Times New Roman" w:hAnsi="Times New Roman" w:cs="Times New Roman"/>
-          <w:i/>
-          <w:iCs/>
-          <w:sz w:val="24"/>
-          <w:szCs w:val="24"/>
-        </w:rPr>
-        <w:t xml:space="preserve"> </w:t>
+        <w:t xml:space="preserve">Ped projectlar </w:t>
       </w:r>
     </w:p>
     <w:p>
@@ -720,21 +507,12 @@
           <w:i/>
         </w:rPr>
       </w:pPr>
-      <w:proofErr w:type="spellStart"/>
       <w:r>
         <w:rPr>
           <w:rFonts w:ascii="Times New Roman" w:eastAsia="Times New Roman" w:hAnsi="Times New Roman" w:cs="Times New Roman"/>
           <w:i/>
         </w:rPr>
-        <w:t>Turizm</w:t>
-      </w:r>
-      <w:proofErr w:type="spellEnd"/>
-      <w:r>
-        <w:rPr>
-          <w:rFonts w:ascii="Times New Roman" w:eastAsia="Times New Roman" w:hAnsi="Times New Roman" w:cs="Times New Roman"/>
-          <w:i/>
-        </w:rPr>
-        <w:t xml:space="preserve"> Konferensiyasini/Tadbiri                                                                                                             2025</w:t>
+        <w:t>Turizm Konferensiyasini/Tadbiri                                                                                                             2025</w:t>
       </w:r>
     </w:p>
     <w:p>
@@ -768,100 +546,8 @@
         <w:rPr>
           <w:rFonts w:ascii="Times New Roman" w:eastAsia="Times New Roman" w:hAnsi="Times New Roman" w:cs="Times New Roman"/>
         </w:rPr>
-        <w:t xml:space="preserve">100 ta </w:t>
-      </w:r>
-      <w:proofErr w:type="spellStart"/>
-      <w:r>
-        <w:rPr>
-          <w:rFonts w:ascii="Times New Roman" w:eastAsia="Times New Roman" w:hAnsi="Times New Roman" w:cs="Times New Roman"/>
-        </w:rPr>
-        <w:t>qatnashchidan</w:t>
-      </w:r>
-      <w:proofErr w:type="spellEnd"/>
-      <w:r>
-        <w:rPr>
-          <w:rFonts w:ascii="Times New Roman" w:eastAsia="Times New Roman" w:hAnsi="Times New Roman" w:cs="Times New Roman"/>
-        </w:rPr>
-        <w:t xml:space="preserve"> </w:t>
-      </w:r>
-      <w:proofErr w:type="spellStart"/>
-      <w:r>
-        <w:rPr>
-          <w:rFonts w:ascii="Times New Roman" w:eastAsia="Times New Roman" w:hAnsi="Times New Roman" w:cs="Times New Roman"/>
-        </w:rPr>
-        <w:t>iborat</w:t>
-      </w:r>
-      <w:proofErr w:type="spellEnd"/>
-      <w:r>
-        <w:rPr>
-          <w:rFonts w:ascii="Times New Roman" w:eastAsia="Times New Roman" w:hAnsi="Times New Roman" w:cs="Times New Roman"/>
-        </w:rPr>
-        <w:t xml:space="preserve"> </w:t>
-      </w:r>
-      <w:proofErr w:type="spellStart"/>
-      <w:r>
-        <w:rPr>
-          <w:rFonts w:ascii="Times New Roman" w:eastAsia="Times New Roman" w:hAnsi="Times New Roman" w:cs="Times New Roman"/>
-        </w:rPr>
-        <w:t>bo’lgan</w:t>
-      </w:r>
-      <w:proofErr w:type="spellEnd"/>
-      <w:r>
-        <w:rPr>
-          <w:rFonts w:ascii="Times New Roman" w:eastAsia="Times New Roman" w:hAnsi="Times New Roman" w:cs="Times New Roman"/>
-        </w:rPr>
-        <w:t xml:space="preserve"> </w:t>
-      </w:r>
-      <w:proofErr w:type="spellStart"/>
-      <w:r>
-        <w:rPr>
-          <w:rFonts w:ascii="Times New Roman" w:eastAsia="Times New Roman" w:hAnsi="Times New Roman" w:cs="Times New Roman"/>
-        </w:rPr>
-        <w:t>tadbirni</w:t>
-      </w:r>
-      <w:proofErr w:type="spellEnd"/>
-      <w:r>
-        <w:rPr>
-          <w:rFonts w:ascii="Times New Roman" w:eastAsia="Times New Roman" w:hAnsi="Times New Roman" w:cs="Times New Roman"/>
-        </w:rPr>
-        <w:t xml:space="preserve"> </w:t>
-      </w:r>
-      <w:proofErr w:type="spellStart"/>
-      <w:r>
-        <w:rPr>
-          <w:rFonts w:ascii="Times New Roman" w:eastAsia="Times New Roman" w:hAnsi="Times New Roman" w:cs="Times New Roman"/>
-        </w:rPr>
-        <w:t>tashkillashtirishda</w:t>
-      </w:r>
-      <w:proofErr w:type="spellEnd"/>
-      <w:r>
-        <w:rPr>
-          <w:rFonts w:ascii="Times New Roman" w:eastAsia="Times New Roman" w:hAnsi="Times New Roman" w:cs="Times New Roman"/>
-        </w:rPr>
-        <w:t xml:space="preserve"> </w:t>
-      </w:r>
-      <w:proofErr w:type="spellStart"/>
-      <w:r>
-        <w:rPr>
-          <w:rFonts w:ascii="Times New Roman" w:eastAsia="Times New Roman" w:hAnsi="Times New Roman" w:cs="Times New Roman"/>
-        </w:rPr>
-        <w:t>faol</w:t>
-      </w:r>
-      <w:proofErr w:type="spellEnd"/>
-      <w:r>
-        <w:rPr>
-          <w:rFonts w:ascii="Times New Roman" w:eastAsia="Times New Roman" w:hAnsi="Times New Roman" w:cs="Times New Roman"/>
-        </w:rPr>
-        <w:t xml:space="preserve"> </w:t>
-      </w:r>
-      <w:proofErr w:type="spellStart"/>
-      <w:r>
-        <w:rPr>
-          <w:rFonts w:ascii="Times New Roman" w:eastAsia="Times New Roman" w:hAnsi="Times New Roman" w:cs="Times New Roman"/>
-        </w:rPr>
-        <w:t>qatnashganman</w:t>
-      </w:r>
-      <w:proofErr w:type="spellEnd"/>
+        <w:t>100 ta qatnashchidan iborat bo’lgan tadbirni tashkillashtirishda faol qatnashganman</w:t>
+      </w:r>
     </w:p>
     <w:p>
       <w:pPr>
@@ -878,112 +564,12 @@
           <w:rFonts w:ascii="Times New Roman" w:eastAsia="Times New Roman" w:hAnsi="Times New Roman" w:cs="Times New Roman"/>
         </w:rPr>
       </w:pPr>
-      <w:proofErr w:type="spellStart"/>
-      <w:r>
-        <w:rPr>
-          <w:rFonts w:ascii="Times New Roman" w:eastAsia="Times New Roman" w:hAnsi="Times New Roman" w:cs="Times New Roman"/>
-        </w:rPr>
-        <w:t>Qatnashuvchilar</w:t>
-      </w:r>
-      <w:proofErr w:type="spellEnd"/>
-      <w:r>
-        <w:rPr>
-          <w:rFonts w:ascii="Times New Roman" w:eastAsia="Times New Roman" w:hAnsi="Times New Roman" w:cs="Times New Roman"/>
-        </w:rPr>
-        <w:t xml:space="preserve"> </w:t>
-      </w:r>
-      <w:proofErr w:type="spellStart"/>
-      <w:r>
-        <w:rPr>
-          <w:rFonts w:ascii="Times New Roman" w:eastAsia="Times New Roman" w:hAnsi="Times New Roman" w:cs="Times New Roman"/>
-        </w:rPr>
-        <w:t>uchun</w:t>
-      </w:r>
-      <w:proofErr w:type="spellEnd"/>
-      <w:r>
-        <w:rPr>
-          <w:rFonts w:ascii="Times New Roman" w:eastAsia="Times New Roman" w:hAnsi="Times New Roman" w:cs="Times New Roman"/>
-        </w:rPr>
-        <w:t xml:space="preserve"> </w:t>
-      </w:r>
-      <w:proofErr w:type="spellStart"/>
-      <w:r>
-        <w:rPr>
-          <w:rFonts w:ascii="Times New Roman" w:eastAsia="Times New Roman" w:hAnsi="Times New Roman" w:cs="Times New Roman"/>
-        </w:rPr>
-        <w:t>registrtasiya</w:t>
-      </w:r>
-      <w:proofErr w:type="spellEnd"/>
-      <w:r>
-        <w:rPr>
-          <w:rFonts w:ascii="Times New Roman" w:eastAsia="Times New Roman" w:hAnsi="Times New Roman" w:cs="Times New Roman"/>
-        </w:rPr>
-        <w:t xml:space="preserve">, </w:t>
-      </w:r>
-      <w:proofErr w:type="spellStart"/>
-      <w:r>
-        <w:rPr>
-          <w:rFonts w:ascii="Times New Roman" w:eastAsia="Times New Roman" w:hAnsi="Times New Roman" w:cs="Times New Roman"/>
-        </w:rPr>
-        <w:t>spikerlar</w:t>
-      </w:r>
-      <w:proofErr w:type="spellEnd"/>
-      <w:r>
-        <w:rPr>
-          <w:rFonts w:ascii="Times New Roman" w:eastAsia="Times New Roman" w:hAnsi="Times New Roman" w:cs="Times New Roman"/>
-        </w:rPr>
-        <w:t xml:space="preserve"> </w:t>
-      </w:r>
-      <w:proofErr w:type="spellStart"/>
-      <w:r>
-        <w:rPr>
-          <w:rFonts w:ascii="Times New Roman" w:eastAsia="Times New Roman" w:hAnsi="Times New Roman" w:cs="Times New Roman"/>
-        </w:rPr>
-        <w:t>joylashuvi</w:t>
-      </w:r>
-      <w:proofErr w:type="spellEnd"/>
-      <w:r>
-        <w:rPr>
-          <w:rFonts w:ascii="Times New Roman" w:eastAsia="Times New Roman" w:hAnsi="Times New Roman" w:cs="Times New Roman"/>
-        </w:rPr>
-        <w:t xml:space="preserve"> </w:t>
-      </w:r>
-      <w:proofErr w:type="spellStart"/>
-      <w:r>
-        <w:rPr>
-          <w:rFonts w:ascii="Times New Roman" w:eastAsia="Times New Roman" w:hAnsi="Times New Roman" w:cs="Times New Roman"/>
-        </w:rPr>
-        <w:t>bo’yicha</w:t>
-      </w:r>
-      <w:proofErr w:type="spellEnd"/>
-      <w:r>
-        <w:rPr>
-          <w:rFonts w:ascii="Times New Roman" w:eastAsia="Times New Roman" w:hAnsi="Times New Roman" w:cs="Times New Roman"/>
-        </w:rPr>
-        <w:t xml:space="preserve"> </w:t>
-      </w:r>
-      <w:proofErr w:type="spellStart"/>
-      <w:r>
-        <w:rPr>
-          <w:rFonts w:ascii="Times New Roman" w:eastAsia="Times New Roman" w:hAnsi="Times New Roman" w:cs="Times New Roman"/>
-        </w:rPr>
-        <w:t>faol</w:t>
-      </w:r>
-      <w:proofErr w:type="spellEnd"/>
-      <w:r>
-        <w:rPr>
-          <w:rFonts w:ascii="Times New Roman" w:eastAsia="Times New Roman" w:hAnsi="Times New Roman" w:cs="Times New Roman"/>
-        </w:rPr>
-        <w:t xml:space="preserve"> </w:t>
-      </w:r>
-      <w:proofErr w:type="spellStart"/>
-      <w:r>
-        <w:rPr>
-          <w:rFonts w:ascii="Times New Roman" w:eastAsia="Times New Roman" w:hAnsi="Times New Roman" w:cs="Times New Roman"/>
-        </w:rPr>
-        <w:t>ko’maklashganman</w:t>
-      </w:r>
-      <w:proofErr w:type="spellEnd"/>
+      <w:r>
+        <w:rPr>
+          <w:rFonts w:ascii="Times New Roman" w:eastAsia="Times New Roman" w:hAnsi="Times New Roman" w:cs="Times New Roman"/>
+        </w:rPr>
+        <w:t>Qatnashuvchilar uchun registrtasiya, spikerlar joylashuvi bo’yicha faol ko’maklashganman</w:t>
+      </w:r>
     </w:p>
     <w:p>
       <w:pPr>
@@ -1060,103 +646,11 @@
           <w:rFonts w:ascii="Times New Roman" w:eastAsia="Times New Roman" w:hAnsi="Times New Roman" w:cs="Times New Roman"/>
         </w:rPr>
       </w:pPr>
-      <w:proofErr w:type="spellStart"/>
-      <w:r>
-        <w:rPr>
-          <w:rFonts w:ascii="Times New Roman" w:eastAsia="Times New Roman" w:hAnsi="Times New Roman" w:cs="Times New Roman"/>
-        </w:rPr>
-        <w:t>Kurs</w:t>
-      </w:r>
-      <w:proofErr w:type="spellEnd"/>
-      <w:r>
-        <w:rPr>
-          <w:rFonts w:ascii="Times New Roman" w:eastAsia="Times New Roman" w:hAnsi="Times New Roman" w:cs="Times New Roman"/>
-        </w:rPr>
-        <w:t xml:space="preserve"> </w:t>
-      </w:r>
-      <w:proofErr w:type="spellStart"/>
-      <w:r>
-        <w:rPr>
-          <w:rFonts w:ascii="Times New Roman" w:eastAsia="Times New Roman" w:hAnsi="Times New Roman" w:cs="Times New Roman"/>
-        </w:rPr>
-        <w:t>Ishini</w:t>
-      </w:r>
-      <w:proofErr w:type="spellEnd"/>
-      <w:r>
-        <w:rPr>
-          <w:rFonts w:ascii="Times New Roman" w:eastAsia="Times New Roman" w:hAnsi="Times New Roman" w:cs="Times New Roman"/>
-        </w:rPr>
-        <w:t xml:space="preserve"> </w:t>
-      </w:r>
-      <w:proofErr w:type="spellStart"/>
-      <w:r>
-        <w:rPr>
-          <w:rFonts w:ascii="Times New Roman" w:eastAsia="Times New Roman" w:hAnsi="Times New Roman" w:cs="Times New Roman"/>
-        </w:rPr>
-        <w:t>A’lo</w:t>
-      </w:r>
-      <w:proofErr w:type="spellEnd"/>
-      <w:r>
-        <w:rPr>
-          <w:rFonts w:ascii="Times New Roman" w:eastAsia="Times New Roman" w:hAnsi="Times New Roman" w:cs="Times New Roman"/>
-        </w:rPr>
-        <w:t xml:space="preserve"> </w:t>
-      </w:r>
-      <w:proofErr w:type="spellStart"/>
-      <w:r>
-        <w:rPr>
-          <w:rFonts w:ascii="Times New Roman" w:eastAsia="Times New Roman" w:hAnsi="Times New Roman" w:cs="Times New Roman"/>
-        </w:rPr>
-        <w:t>Baxolarga</w:t>
-      </w:r>
-      <w:proofErr w:type="spellEnd"/>
-      <w:r>
-        <w:rPr>
-          <w:rFonts w:ascii="Times New Roman" w:eastAsia="Times New Roman" w:hAnsi="Times New Roman" w:cs="Times New Roman"/>
-        </w:rPr>
-        <w:t xml:space="preserve"> </w:t>
-      </w:r>
-      <w:proofErr w:type="spellStart"/>
-      <w:r>
-        <w:rPr>
-          <w:rFonts w:ascii="Times New Roman" w:eastAsia="Times New Roman" w:hAnsi="Times New Roman" w:cs="Times New Roman"/>
-        </w:rPr>
-        <w:t>Yakunlagani</w:t>
-      </w:r>
-      <w:proofErr w:type="spellEnd"/>
-      <w:r>
-        <w:rPr>
-          <w:rFonts w:ascii="Times New Roman" w:eastAsia="Times New Roman" w:hAnsi="Times New Roman" w:cs="Times New Roman"/>
-        </w:rPr>
-        <w:t xml:space="preserve"> </w:t>
-      </w:r>
-      <w:proofErr w:type="spellStart"/>
-      <w:r>
-        <w:rPr>
-          <w:rFonts w:ascii="Times New Roman" w:eastAsia="Times New Roman" w:hAnsi="Times New Roman" w:cs="Times New Roman"/>
-        </w:rPr>
-        <w:t>Uchun</w:t>
-      </w:r>
-      <w:proofErr w:type="spellEnd"/>
-      <w:r>
-        <w:rPr>
-          <w:rFonts w:ascii="Times New Roman" w:eastAsia="Times New Roman" w:hAnsi="Times New Roman" w:cs="Times New Roman"/>
-        </w:rPr>
-        <w:t xml:space="preserve"> </w:t>
-      </w:r>
-      <w:proofErr w:type="spellStart"/>
-      <w:r>
-        <w:rPr>
-          <w:rFonts w:ascii="Times New Roman" w:eastAsia="Times New Roman" w:hAnsi="Times New Roman" w:cs="Times New Roman"/>
-        </w:rPr>
-        <w:t>Tashakkurnoma</w:t>
-      </w:r>
-      <w:proofErr w:type="spellEnd"/>
-      <w:r>
-        <w:rPr>
-          <w:rFonts w:ascii="Times New Roman" w:eastAsia="Times New Roman" w:hAnsi="Times New Roman" w:cs="Times New Roman"/>
-        </w:rPr>
-        <w:t xml:space="preserve">   </w:t>
+      <w:r>
+        <w:rPr>
+          <w:rFonts w:ascii="Times New Roman" w:eastAsia="Times New Roman" w:hAnsi="Times New Roman" w:cs="Times New Roman"/>
+        </w:rPr>
+        <w:t xml:space="preserve">Kurs Ishini A’lo Baxolarga Yakunlagani Uchun Tashakkurnoma   </w:t>
       </w:r>
     </w:p>
     <w:p>
@@ -1203,21 +697,12 @@
           <w:rFonts w:ascii="Times New Roman" w:eastAsia="Times New Roman" w:hAnsi="Times New Roman" w:cs="Times New Roman"/>
         </w:rPr>
       </w:pPr>
-      <w:proofErr w:type="spellStart"/>
       <w:r>
         <w:rPr>
           <w:rFonts w:ascii="Times New Roman" w:eastAsia="Times New Roman" w:hAnsi="Times New Roman" w:cs="Times New Roman"/>
           <w:b/>
         </w:rPr>
-        <w:t>Ko'nikmalar</w:t>
-      </w:r>
-      <w:proofErr w:type="spellEnd"/>
-      <w:r>
-        <w:rPr>
-          <w:rFonts w:ascii="Times New Roman" w:eastAsia="Times New Roman" w:hAnsi="Times New Roman" w:cs="Times New Roman"/>
-          <w:b/>
-        </w:rPr>
-        <w:t>:</w:t>
+        <w:t>Ko'nikmalar:</w:t>
       </w:r>
     </w:p>
     <w:p>
@@ -1230,61 +715,11 @@
           <w:rFonts w:ascii="Times New Roman" w:eastAsia="Times New Roman" w:hAnsi="Times New Roman" w:cs="Times New Roman"/>
         </w:rPr>
       </w:pPr>
-      <w:proofErr w:type="spellStart"/>
-      <w:r>
-        <w:rPr>
-          <w:rFonts w:ascii="Times New Roman" w:eastAsia="Times New Roman" w:hAnsi="Times New Roman" w:cs="Times New Roman"/>
-        </w:rPr>
-        <w:t>Texnik</w:t>
-      </w:r>
-      <w:proofErr w:type="spellEnd"/>
-      <w:r>
-        <w:rPr>
-          <w:rFonts w:ascii="Times New Roman" w:eastAsia="Times New Roman" w:hAnsi="Times New Roman" w:cs="Times New Roman"/>
-        </w:rPr>
-        <w:t xml:space="preserve">: </w:t>
-      </w:r>
-      <w:proofErr w:type="spellStart"/>
-      <w:r>
-        <w:rPr>
-          <w:rFonts w:ascii="Times New Roman" w:eastAsia="Times New Roman" w:hAnsi="Times New Roman" w:cs="Times New Roman"/>
-        </w:rPr>
-        <w:t>Kompyuterda</w:t>
-      </w:r>
-      <w:proofErr w:type="spellEnd"/>
-      <w:r>
-        <w:rPr>
-          <w:rFonts w:ascii="Times New Roman" w:eastAsia="Times New Roman" w:hAnsi="Times New Roman" w:cs="Times New Roman"/>
-        </w:rPr>
-        <w:t xml:space="preserve"> </w:t>
-      </w:r>
-      <w:proofErr w:type="spellStart"/>
-      <w:r>
-        <w:rPr>
-          <w:rFonts w:ascii="Times New Roman" w:eastAsia="Times New Roman" w:hAnsi="Times New Roman" w:cs="Times New Roman"/>
-        </w:rPr>
-        <w:t>ishlash</w:t>
-      </w:r>
-      <w:proofErr w:type="spellEnd"/>
-      <w:r>
-        <w:rPr>
-          <w:rFonts w:ascii="Times New Roman" w:eastAsia="Times New Roman" w:hAnsi="Times New Roman" w:cs="Times New Roman"/>
-        </w:rPr>
-        <w:t xml:space="preserve"> (MS Word, MS </w:t>
-      </w:r>
-      <w:proofErr w:type="spellStart"/>
-      <w:r>
-        <w:rPr>
-          <w:rFonts w:ascii="Times New Roman" w:eastAsia="Times New Roman" w:hAnsi="Times New Roman" w:cs="Times New Roman"/>
-        </w:rPr>
-        <w:t>Exel</w:t>
-      </w:r>
-      <w:proofErr w:type="spellEnd"/>
-      <w:r>
-        <w:rPr>
-          <w:rFonts w:ascii="Times New Roman" w:eastAsia="Times New Roman" w:hAnsi="Times New Roman" w:cs="Times New Roman"/>
-        </w:rPr>
-        <w:t>, MS Power Point)</w:t>
+      <w:r>
+        <w:rPr>
+          <w:rFonts w:ascii="Times New Roman" w:eastAsia="Times New Roman" w:hAnsi="Times New Roman" w:cs="Times New Roman"/>
+        </w:rPr>
+        <w:t>Texnik: Kompyuterda ishlash (MS Word, MS Exel, MS Power Point)</w:t>
       </w:r>
     </w:p>
     <w:p>
@@ -1297,126 +732,12 @@
           <w:rFonts w:ascii="Times New Roman" w:eastAsia="Times New Roman" w:hAnsi="Times New Roman" w:cs="Times New Roman"/>
         </w:rPr>
       </w:pPr>
-      <w:proofErr w:type="spellStart"/>
-      <w:r>
-        <w:rPr>
-          <w:rFonts w:ascii="Times New Roman" w:eastAsia="Times New Roman" w:hAnsi="Times New Roman" w:cs="Times New Roman"/>
-        </w:rPr>
-        <w:t>Yumshoq</w:t>
-      </w:r>
-      <w:proofErr w:type="spellEnd"/>
-      <w:r>
-        <w:rPr>
-          <w:rFonts w:ascii="Times New Roman" w:eastAsia="Times New Roman" w:hAnsi="Times New Roman" w:cs="Times New Roman"/>
-        </w:rPr>
-        <w:t xml:space="preserve">: </w:t>
-      </w:r>
-      <w:proofErr w:type="spellStart"/>
-      <w:r>
-        <w:rPr>
-          <w:rFonts w:ascii="Times New Roman" w:eastAsia="Times New Roman" w:hAnsi="Times New Roman" w:cs="Times New Roman"/>
-        </w:rPr>
-        <w:t>Liderlik</w:t>
-      </w:r>
-      <w:proofErr w:type="spellEnd"/>
-      <w:r>
-        <w:rPr>
-          <w:rFonts w:ascii="Times New Roman" w:eastAsia="Times New Roman" w:hAnsi="Times New Roman" w:cs="Times New Roman"/>
-        </w:rPr>
-        <w:t xml:space="preserve">, </w:t>
-      </w:r>
-      <w:proofErr w:type="spellStart"/>
-      <w:r>
-        <w:rPr>
-          <w:rFonts w:ascii="Times New Roman" w:eastAsia="Times New Roman" w:hAnsi="Times New Roman" w:cs="Times New Roman"/>
-        </w:rPr>
-        <w:t>Komandada</w:t>
-      </w:r>
-      <w:proofErr w:type="spellEnd"/>
-      <w:r>
-        <w:rPr>
-          <w:rFonts w:ascii="Times New Roman" w:eastAsia="Times New Roman" w:hAnsi="Times New Roman" w:cs="Times New Roman"/>
-        </w:rPr>
-        <w:t xml:space="preserve"> </w:t>
-      </w:r>
-      <w:proofErr w:type="spellStart"/>
-      <w:r>
-        <w:rPr>
-          <w:rFonts w:ascii="Times New Roman" w:eastAsia="Times New Roman" w:hAnsi="Times New Roman" w:cs="Times New Roman"/>
-        </w:rPr>
-        <w:t>ishlash</w:t>
-      </w:r>
-      <w:proofErr w:type="spellEnd"/>
-      <w:r>
-        <w:rPr>
-          <w:rFonts w:ascii="Times New Roman" w:eastAsia="Times New Roman" w:hAnsi="Times New Roman" w:cs="Times New Roman"/>
-        </w:rPr>
-        <w:t xml:space="preserve">, </w:t>
-      </w:r>
-      <w:proofErr w:type="spellStart"/>
-      <w:r>
-        <w:rPr>
-          <w:rFonts w:ascii="Times New Roman" w:eastAsia="Times New Roman" w:hAnsi="Times New Roman" w:cs="Times New Roman"/>
-        </w:rPr>
-        <w:t>Qiziquvchanlik</w:t>
-      </w:r>
-      <w:proofErr w:type="spellEnd"/>
-      <w:r>
-        <w:rPr>
-          <w:rFonts w:ascii="Times New Roman" w:eastAsia="Times New Roman" w:hAnsi="Times New Roman" w:cs="Times New Roman"/>
-        </w:rPr>
-        <w:t xml:space="preserve">, </w:t>
-      </w:r>
-      <w:proofErr w:type="spellStart"/>
-      <w:r>
-        <w:rPr>
-          <w:rFonts w:ascii="Times New Roman" w:eastAsia="Times New Roman" w:hAnsi="Times New Roman" w:cs="Times New Roman"/>
-        </w:rPr>
-        <w:t>Vaqt</w:t>
-      </w:r>
-      <w:proofErr w:type="spellEnd"/>
-      <w:r>
-        <w:rPr>
-          <w:rFonts w:ascii="Times New Roman" w:eastAsia="Times New Roman" w:hAnsi="Times New Roman" w:cs="Times New Roman"/>
-        </w:rPr>
-        <w:t xml:space="preserve"> </w:t>
-      </w:r>
-      <w:proofErr w:type="spellStart"/>
-      <w:r>
-        <w:rPr>
-          <w:rFonts w:ascii="Times New Roman" w:eastAsia="Times New Roman" w:hAnsi="Times New Roman" w:cs="Times New Roman"/>
-        </w:rPr>
-        <w:t>Menejmenti</w:t>
-      </w:r>
-      <w:proofErr w:type="spellEnd"/>
-      <w:r>
-        <w:rPr>
-          <w:rFonts w:ascii="Times New Roman" w:eastAsia="Times New Roman" w:hAnsi="Times New Roman" w:cs="Times New Roman"/>
-        </w:rPr>
-        <w:t xml:space="preserve">, </w:t>
-      </w:r>
-      <w:proofErr w:type="spellStart"/>
-      <w:r>
-        <w:rPr>
-          <w:rFonts w:ascii="Times New Roman" w:eastAsia="Times New Roman" w:hAnsi="Times New Roman" w:cs="Times New Roman"/>
-        </w:rPr>
-        <w:t>Tashkillashtirish</w:t>
-      </w:r>
-      <w:proofErr w:type="spellEnd"/>
-      <w:r>
-        <w:rPr>
-          <w:rFonts w:ascii="Times New Roman" w:eastAsia="Times New Roman" w:hAnsi="Times New Roman" w:cs="Times New Roman"/>
-        </w:rPr>
-        <w:t xml:space="preserve"> </w:t>
-      </w:r>
-      <w:proofErr w:type="spellStart"/>
-      <w:r>
-        <w:rPr>
-          <w:rFonts w:ascii="Times New Roman" w:eastAsia="Times New Roman" w:hAnsi="Times New Roman" w:cs="Times New Roman"/>
-        </w:rPr>
-        <w:t>qobiliyat</w:t>
-      </w:r>
-      <w:proofErr w:type="spellEnd"/>
+      <w:r>
+        <w:rPr>
+          <w:rFonts w:ascii="Times New Roman" w:eastAsia="Times New Roman" w:hAnsi="Times New Roman" w:cs="Times New Roman"/>
+        </w:rPr>
+        <w:t>Yumshoq: Liderlik, Komandada ishlash, Qiziquvchanlik, Vaqt Menejmenti, Tashkillashtirish qobiliyat</w:t>
+      </w:r>
     </w:p>
     <w:p>
       <w:pPr>
